--- a/xero/webgro-invoice-template.docx
+++ b/xero/webgro-invoice-template.docx
@@ -111,16 +111,18 @@
               <w:spacing w:before="40" w:after="0"/>
               <w:jc w:val="right"/>
             </w:pPr>
-            <w:r>
-              <w:rPr>
-                <w:rFonts w:ascii="Space Grotesk" w:hAnsi="Space Grotesk" w:cs="Space Grotesk"/>
-                <w:b/>
-                <w:i w:val="0"/>
-                <w:color w:val="07080C"/>
-                <w:sz w:val="48"/>
-              </w:rPr>
-              <w:t>«InvoiceNumber»</w:t>
-            </w:r>
+            <w:fldSimple w:instr=" MERGEFIELD  InvoiceNumber  \* MERGEFORMAT ">
+              <w:r>
+                <w:rPr>
+                  <w:rFonts w:ascii="Space Grotesk" w:hAnsi="Space Grotesk" w:cs="Space Grotesk"/>
+                  <w:b/>
+                  <w:i w:val="0"/>
+                  <w:color w:val="07080C"/>
+                  <w:sz w:val="48"/>
+                </w:rPr>
+                <w:t>«InvoiceNumber»</w:t>
+              </w:r>
+            </w:fldSimple>
           </w:p>
         </w:tc>
       </w:tr>
@@ -352,12 +354,24 @@
                 <w:color w:val="8B94A8"/>
                 <w:sz w:val="14"/>
               </w:rPr>
-              <w:t>VAT No. [YOUR VAT NUMBER]</w:t>
+              <w:t xml:space="preserve">VAT No. </w:t>
             </w:r>
+            <w:fldSimple w:instr=" MERGEFIELD  OrganisationTaxNumber  \* MERGEFORMAT ">
+              <w:r>
+                <w:rPr>
+                  <w:rFonts w:ascii="JetBrains Mono" w:hAnsi="JetBrains Mono" w:cs="JetBrains Mono"/>
+                  <w:b w:val="0"/>
+                  <w:i w:val="0"/>
+                  <w:color w:val="8B94A8"/>
+                  <w:sz w:val="14"/>
+                </w:rPr>
+                <w:t>«OrganisationTaxNumber»</w:t>
+              </w:r>
+            </w:fldSimple>
           </w:p>
           <w:p>
             <w:pPr>
-              <w:spacing w:before="0" w:after="20"/>
+              <w:spacing w:after="20"/>
               <w:ind w:left="198"/>
             </w:pPr>
             <w:r>
@@ -438,112 +452,126 @@
               <w:spacing w:before="0" w:after="20"/>
               <w:ind w:left="198"/>
             </w:pPr>
-            <w:r>
-              <w:rPr>
-                <w:rFonts w:ascii="Space Grotesk" w:hAnsi="Space Grotesk" w:cs="Space Grotesk"/>
-                <w:b/>
-                <w:i w:val="0"/>
-                <w:color w:val="07080C"/>
-                <w:sz w:val="24"/>
-              </w:rPr>
-              <w:t>«ContactName»</w:t>
-            </w:r>
+            <w:fldSimple w:instr=" MERGEFIELD  ContactName  \* MERGEFORMAT ">
+              <w:r>
+                <w:rPr>
+                  <w:rFonts w:ascii="Space Grotesk" w:hAnsi="Space Grotesk" w:cs="Space Grotesk"/>
+                  <w:b/>
+                  <w:i w:val="0"/>
+                  <w:color w:val="07080C"/>
+                  <w:sz w:val="24"/>
+                </w:rPr>
+                <w:t>«ContactName»</w:t>
+              </w:r>
+            </w:fldSimple>
           </w:p>
           <w:p>
             <w:pPr>
               <w:spacing w:before="0" w:after="20"/>
               <w:ind w:left="198"/>
             </w:pPr>
-            <w:r>
-              <w:rPr>
-                <w:rFonts w:ascii="Inter" w:hAnsi="Inter" w:cs="Inter"/>
-                <w:b w:val="0"/>
-                <w:i w:val="0"/>
-                <w:color w:val="525B6E"/>
-                <w:sz w:val="18"/>
-              </w:rPr>
-              <w:t>«ContactPhysicalAddressLine1»</w:t>
-            </w:r>
+            <w:fldSimple w:instr=" MERGEFIELD  ContactPhysicalAddressLine1  \* MERGEFORMAT ">
+              <w:r>
+                <w:rPr>
+                  <w:rFonts w:ascii="Inter" w:hAnsi="Inter" w:cs="Inter"/>
+                  <w:b w:val="0"/>
+                  <w:i w:val="0"/>
+                  <w:color w:val="525B6E"/>
+                  <w:sz w:val="18"/>
+                </w:rPr>
+                <w:t>«ContactPhysicalAddressLine1»</w:t>
+              </w:r>
+            </w:fldSimple>
           </w:p>
           <w:p>
             <w:pPr>
               <w:spacing w:before="0" w:after="20"/>
               <w:ind w:left="198"/>
             </w:pPr>
-            <w:r>
-              <w:rPr>
-                <w:rFonts w:ascii="Inter" w:hAnsi="Inter" w:cs="Inter"/>
-                <w:b w:val="0"/>
-                <w:i w:val="0"/>
-                <w:color w:val="525B6E"/>
-                <w:sz w:val="18"/>
-              </w:rPr>
-              <w:t>«ContactPhysicalAddressLine2»</w:t>
-            </w:r>
+            <w:fldSimple w:instr=" MERGEFIELD  ContactPhysicalAddressLine2  \* MERGEFORMAT ">
+              <w:r>
+                <w:rPr>
+                  <w:rFonts w:ascii="Inter" w:hAnsi="Inter" w:cs="Inter"/>
+                  <w:b w:val="0"/>
+                  <w:i w:val="0"/>
+                  <w:color w:val="525B6E"/>
+                  <w:sz w:val="18"/>
+                </w:rPr>
+                <w:t>«ContactPhysicalAddressLine2»</w:t>
+              </w:r>
+            </w:fldSimple>
           </w:p>
           <w:p>
             <w:pPr>
               <w:spacing w:before="0" w:after="20"/>
               <w:ind w:left="198"/>
             </w:pPr>
-            <w:r>
-              <w:rPr>
-                <w:rFonts w:ascii="Inter" w:hAnsi="Inter" w:cs="Inter"/>
-                <w:b w:val="0"/>
-                <w:i w:val="0"/>
-                <w:color w:val="525B6E"/>
-                <w:sz w:val="18"/>
-              </w:rPr>
-              <w:t>«ContactPhysicalAddressLine3»</w:t>
-            </w:r>
+            <w:fldSimple w:instr=" MERGEFIELD  ContactPhysicalAddressLine3  \* MERGEFORMAT ">
+              <w:r>
+                <w:rPr>
+                  <w:rFonts w:ascii="Inter" w:hAnsi="Inter" w:cs="Inter"/>
+                  <w:b w:val="0"/>
+                  <w:i w:val="0"/>
+                  <w:color w:val="525B6E"/>
+                  <w:sz w:val="18"/>
+                </w:rPr>
+                <w:t>«ContactPhysicalAddressLine3»</w:t>
+              </w:r>
+            </w:fldSimple>
           </w:p>
           <w:p>
             <w:pPr>
               <w:spacing w:before="0" w:after="20"/>
               <w:ind w:left="198"/>
             </w:pPr>
-            <w:r>
-              <w:rPr>
-                <w:rFonts w:ascii="Inter" w:hAnsi="Inter" w:cs="Inter"/>
-                <w:b w:val="0"/>
-                <w:i w:val="0"/>
-                <w:color w:val="525B6E"/>
-                <w:sz w:val="18"/>
-              </w:rPr>
-              <w:t>«ContactPhysicalAddressLine4»</w:t>
-            </w:r>
+            <w:fldSimple w:instr=" MERGEFIELD  ContactPhysicalAddressLine4  \* MERGEFORMAT ">
+              <w:r>
+                <w:rPr>
+                  <w:rFonts w:ascii="Inter" w:hAnsi="Inter" w:cs="Inter"/>
+                  <w:b w:val="0"/>
+                  <w:i w:val="0"/>
+                  <w:color w:val="525B6E"/>
+                  <w:sz w:val="18"/>
+                </w:rPr>
+                <w:t>«ContactPhysicalAddressLine4»</w:t>
+              </w:r>
+            </w:fldSimple>
           </w:p>
           <w:p>
             <w:pPr>
               <w:spacing w:before="0" w:after="20"/>
               <w:ind w:left="198"/>
             </w:pPr>
-            <w:r>
-              <w:rPr>
-                <w:rFonts w:ascii="Inter" w:hAnsi="Inter" w:cs="Inter"/>
-                <w:b w:val="0"/>
-                <w:i w:val="0"/>
-                <w:color w:val="525B6E"/>
-                <w:sz w:val="18"/>
-              </w:rPr>
-              <w:t>«ContactPhysicalPostalCode»</w:t>
-            </w:r>
+            <w:fldSimple w:instr=" MERGEFIELD  ContactPhysicalPostalCode  \* MERGEFORMAT ">
+              <w:r>
+                <w:rPr>
+                  <w:rFonts w:ascii="Inter" w:hAnsi="Inter" w:cs="Inter"/>
+                  <w:b w:val="0"/>
+                  <w:i w:val="0"/>
+                  <w:color w:val="525B6E"/>
+                  <w:sz w:val="18"/>
+                </w:rPr>
+                <w:t>«ContactPhysicalPostalCode»</w:t>
+              </w:r>
+            </w:fldSimple>
           </w:p>
           <w:p>
             <w:pPr>
               <w:spacing w:before="0" w:after="20"/>
               <w:ind w:left="198"/>
             </w:pPr>
-            <w:r>
-              <w:rPr>
-                <w:rFonts w:ascii="Inter" w:hAnsi="Inter" w:cs="Inter"/>
-                <w:b w:val="0"/>
-                <w:i w:val="0"/>
-                <w:color w:val="525B6E"/>
-                <w:sz w:val="18"/>
-              </w:rPr>
-              <w:t>«ContactPhysicalCountry»</w:t>
-            </w:r>
+            <w:fldSimple w:instr=" MERGEFIELD  ContactPhysicalCountry  \* MERGEFORMAT ">
+              <w:r>
+                <w:rPr>
+                  <w:rFonts w:ascii="Inter" w:hAnsi="Inter" w:cs="Inter"/>
+                  <w:b w:val="0"/>
+                  <w:i w:val="0"/>
+                  <w:color w:val="525B6E"/>
+                  <w:sz w:val="18"/>
+                </w:rPr>
+                <w:t>«ContactPhysicalCountry»</w:t>
+              </w:r>
+            </w:fldSimple>
           </w:p>
           <w:p>
             <w:pPr>
@@ -565,16 +593,18 @@
               <w:spacing w:before="0" w:after="20"/>
               <w:ind w:left="198"/>
             </w:pPr>
-            <w:r>
-              <w:rPr>
-                <w:rFonts w:ascii="Inter" w:hAnsi="Inter" w:cs="Inter"/>
-                <w:b w:val="0"/>
-                <w:i w:val="0"/>
-                <w:color w:val="07080C"/>
-                <w:sz w:val="18"/>
-              </w:rPr>
-              <w:t>«ContactEmailAddress»</w:t>
-            </w:r>
+            <w:fldSimple w:instr=" MERGEFIELD  ContactEmailAddress  \* MERGEFORMAT ">
+              <w:r>
+                <w:rPr>
+                  <w:rFonts w:ascii="Inter" w:hAnsi="Inter" w:cs="Inter"/>
+                  <w:b w:val="0"/>
+                  <w:i w:val="0"/>
+                  <w:color w:val="07080C"/>
+                  <w:sz w:val="18"/>
+                </w:rPr>
+                <w:t>«ContactEmailAddress»</w:t>
+              </w:r>
+            </w:fldSimple>
           </w:p>
           <w:p>
             <w:pPr>
@@ -702,16 +732,18 @@
               <w:spacing w:before="0" w:after="120"/>
               <w:ind w:left="198"/>
             </w:pPr>
-            <w:r>
-              <w:rPr>
-                <w:rFonts w:ascii="Space Grotesk" w:hAnsi="Space Grotesk" w:cs="Space Grotesk"/>
-                <w:b/>
-                <w:i w:val="0"/>
-                <w:color w:val="07080C"/>
-                <w:sz w:val="24"/>
-              </w:rPr>
-              <w:t>«Date»</w:t>
-            </w:r>
+            <w:fldSimple w:instr=" MERGEFIELD  Date  \* MERGEFORMAT ">
+              <w:r>
+                <w:rPr>
+                  <w:rFonts w:ascii="Space Grotesk" w:hAnsi="Space Grotesk" w:cs="Space Grotesk"/>
+                  <w:b/>
+                  <w:i w:val="0"/>
+                  <w:color w:val="07080C"/>
+                  <w:sz w:val="24"/>
+                </w:rPr>
+                <w:t>«Date»</w:t>
+              </w:r>
+            </w:fldSimple>
           </w:p>
         </w:tc>
         <w:tc>
@@ -727,16 +759,18 @@
               <w:spacing w:before="0" w:after="120"/>
               <w:ind w:left="198"/>
             </w:pPr>
-            <w:r>
-              <w:rPr>
-                <w:rFonts w:ascii="Space Grotesk" w:hAnsi="Space Grotesk" w:cs="Space Grotesk"/>
-                <w:b/>
-                <w:i w:val="0"/>
-                <w:color w:val="07080C"/>
-                <w:sz w:val="24"/>
-              </w:rPr>
-              <w:t>«DueDate»</w:t>
-            </w:r>
+            <w:fldSimple w:instr=" MERGEFIELD  DueDate  \* MERGEFORMAT ">
+              <w:r>
+                <w:rPr>
+                  <w:rFonts w:ascii="Space Grotesk" w:hAnsi="Space Grotesk" w:cs="Space Grotesk"/>
+                  <w:b/>
+                  <w:i w:val="0"/>
+                  <w:color w:val="07080C"/>
+                  <w:sz w:val="24"/>
+                </w:rPr>
+                <w:t>«DueDate»</w:t>
+              </w:r>
+            </w:fldSimple>
           </w:p>
         </w:tc>
         <w:tc>
@@ -752,16 +786,18 @@
               <w:spacing w:before="0" w:after="120"/>
               <w:ind w:left="198"/>
             </w:pPr>
-            <w:r>
-              <w:rPr>
-                <w:rFonts w:ascii="Space Grotesk" w:hAnsi="Space Grotesk" w:cs="Space Grotesk"/>
-                <w:b/>
-                <w:i w:val="0"/>
-                <w:color w:val="07080C"/>
-                <w:sz w:val="24"/>
-              </w:rPr>
-              <w:t>«Reference»</w:t>
-            </w:r>
+            <w:fldSimple w:instr=" MERGEFIELD  Reference  \* MERGEFORMAT ">
+              <w:r>
+                <w:rPr>
+                  <w:rFonts w:ascii="Space Grotesk" w:hAnsi="Space Grotesk" w:cs="Space Grotesk"/>
+                  <w:b/>
+                  <w:i w:val="0"/>
+                  <w:color w:val="07080C"/>
+                  <w:sz w:val="24"/>
+                </w:rPr>
+                <w:t>«Reference»</w:t>
+              </w:r>
+            </w:fldSimple>
           </w:p>
         </w:tc>
       </w:tr>
@@ -921,16 +957,18 @@
               <w:ind w:left="142" w:right="0"/>
               <w:jc w:val="left"/>
             </w:pPr>
-            <w:r>
-              <w:rPr>
-                <w:rFonts w:ascii="Inter" w:hAnsi="Inter" w:cs="Inter"/>
-                <w:b w:val="0"/>
-                <w:i w:val="0"/>
-                <w:color w:val="07080C"/>
-                <w:sz w:val="20"/>
-              </w:rPr>
-              <w:t>«Description»</w:t>
-            </w:r>
+            <w:fldSimple w:instr=" MERGEFIELD  Description  \* MERGEFORMAT ">
+              <w:r>
+                <w:rPr>
+                  <w:rFonts w:ascii="Inter" w:hAnsi="Inter" w:cs="Inter"/>
+                  <w:b w:val="0"/>
+                  <w:i w:val="0"/>
+                  <w:color w:val="07080C"/>
+                  <w:sz w:val="20"/>
+                </w:rPr>
+                <w:t>«Description»</w:t>
+              </w:r>
+            </w:fldSimple>
           </w:p>
         </w:tc>
         <w:tc>
@@ -948,16 +986,18 @@
               <w:ind w:left="0" w:right="142"/>
               <w:jc w:val="right"/>
             </w:pPr>
-            <w:r>
-              <w:rPr>
-                <w:rFonts w:ascii="JetBrains Mono" w:hAnsi="JetBrains Mono" w:cs="JetBrains Mono"/>
-                <w:b w:val="0"/>
-                <w:i w:val="0"/>
-                <w:color w:val="525B6E"/>
-                <w:sz w:val="20"/>
-              </w:rPr>
-              <w:t>«Quantity»</w:t>
-            </w:r>
+            <w:fldSimple w:instr=" MERGEFIELD  Quantity  \* MERGEFORMAT ">
+              <w:r>
+                <w:rPr>
+                  <w:rFonts w:ascii="JetBrains Mono" w:hAnsi="JetBrains Mono" w:cs="JetBrains Mono"/>
+                  <w:b w:val="0"/>
+                  <w:i w:val="0"/>
+                  <w:color w:val="525B6E"/>
+                  <w:sz w:val="20"/>
+                </w:rPr>
+                <w:t>«Quantity»</w:t>
+              </w:r>
+            </w:fldSimple>
           </w:p>
         </w:tc>
         <w:tc>
@@ -975,16 +1015,18 @@
               <w:ind w:left="0" w:right="142"/>
               <w:jc w:val="right"/>
             </w:pPr>
-            <w:r>
-              <w:rPr>
-                <w:rFonts w:ascii="JetBrains Mono" w:hAnsi="JetBrains Mono" w:cs="JetBrains Mono"/>
-                <w:b w:val="0"/>
-                <w:i w:val="0"/>
-                <w:color w:val="525B6E"/>
-                <w:sz w:val="20"/>
-              </w:rPr>
-              <w:t>«UnitAmount»</w:t>
-            </w:r>
+            <w:fldSimple w:instr=" MERGEFIELD  UnitAmount  \* MERGEFORMAT ">
+              <w:r>
+                <w:rPr>
+                  <w:rFonts w:ascii="JetBrains Mono" w:hAnsi="JetBrains Mono" w:cs="JetBrains Mono"/>
+                  <w:b w:val="0"/>
+                  <w:i w:val="0"/>
+                  <w:color w:val="525B6E"/>
+                  <w:sz w:val="20"/>
+                </w:rPr>
+                <w:t>«UnitAmount»</w:t>
+              </w:r>
+            </w:fldSimple>
           </w:p>
         </w:tc>
         <w:tc>
@@ -1002,16 +1044,18 @@
               <w:ind w:left="0" w:right="142"/>
               <w:jc w:val="right"/>
             </w:pPr>
-            <w:r>
-              <w:rPr>
-                <w:rFonts w:ascii="Space Grotesk" w:hAnsi="Space Grotesk" w:cs="Space Grotesk"/>
-                <w:b/>
-                <w:i w:val="0"/>
-                <w:color w:val="07080C"/>
-                <w:sz w:val="22"/>
-              </w:rPr>
-              <w:t>«LineAmount»</w:t>
-            </w:r>
+            <w:fldSimple w:instr=" MERGEFIELD  LineAmount  \* MERGEFORMAT ">
+              <w:r>
+                <w:rPr>
+                  <w:rFonts w:ascii="Space Grotesk" w:hAnsi="Space Grotesk" w:cs="Space Grotesk"/>
+                  <w:b/>
+                  <w:i w:val="0"/>
+                  <w:color w:val="07080C"/>
+                  <w:sz w:val="22"/>
+                </w:rPr>
+                <w:t>«LineAmount»</w:t>
+              </w:r>
+            </w:fldSimple>
           </w:p>
         </w:tc>
       </w:tr>
@@ -1078,7 +1122,7 @@
                 <w:color w:val="07080C"/>
                 <w:sz w:val="22"/>
               </w:rPr>
-              <w:t>Bank transfer</w:t>
+              <w:t>Bank transfer · Monzo</w:t>
             </w:r>
           </w:p>
           <w:p>
@@ -1110,7 +1154,7 @@
                 <w:color w:val="525B6E"/>
                 <w:sz w:val="18"/>
               </w:rPr>
-              <w:t>Sort code · [YOUR SORT CODE]</w:t>
+              <w:t>Sort code · 04-00-04</w:t>
             </w:r>
           </w:p>
           <w:p>
@@ -1126,7 +1170,7 @@
                 <w:color w:val="525B6E"/>
                 <w:sz w:val="18"/>
               </w:rPr>
-              <w:t>Account · [YOUR ACCOUNT NUMBER]</w:t>
+              <w:t>Account · 65693471</w:t>
             </w:r>
           </w:p>
           <w:p>
@@ -1142,12 +1186,24 @@
                 <w:color w:val="525B6E"/>
                 <w:sz w:val="18"/>
               </w:rPr>
-              <w:t>Reference · «InvoiceNumber»</w:t>
+              <w:t xml:space="preserve">Reference · </w:t>
             </w:r>
+            <w:fldSimple w:instr=" MERGEFIELD  InvoiceNumber  \* MERGEFORMAT ">
+              <w:r>
+                <w:rPr>
+                  <w:rFonts w:ascii="Inter" w:hAnsi="Inter" w:cs="Inter"/>
+                  <w:b w:val="0"/>
+                  <w:i w:val="0"/>
+                  <w:color w:val="525B6E"/>
+                  <w:sz w:val="18"/>
+                </w:rPr>
+                <w:t>«InvoiceNumber»</w:t>
+              </w:r>
+            </w:fldSimple>
           </w:p>
           <w:p>
             <w:pPr>
-              <w:spacing w:before="0" w:after="20"/>
+              <w:spacing w:after="20"/>
               <w:ind w:left="198"/>
             </w:pPr>
             <w:r>
@@ -1173,7 +1229,29 @@
                 <w:color w:val="8B94A8"/>
                 <w:sz w:val="16"/>
               </w:rPr>
-              <w:t>Payment terms · «PaymentTerms» days from invoice date.</w:t>
+              <w:t xml:space="preserve">Payment terms · </w:t>
+            </w:r>
+            <w:fldSimple w:instr=" MERGEFIELD  PaymentTerms  \* MERGEFORMAT ">
+              <w:r>
+                <w:rPr>
+                  <w:rFonts w:ascii="Inter" w:hAnsi="Inter" w:cs="Inter"/>
+                  <w:b w:val="0"/>
+                  <w:i w:val="0"/>
+                  <w:color w:val="8B94A8"/>
+                  <w:sz w:val="16"/>
+                </w:rPr>
+                <w:t>«PaymentTerms»</w:t>
+              </w:r>
+            </w:fldSimple>
+            <w:r>
+              <w:rPr>
+                <w:rFonts w:ascii="Inter" w:hAnsi="Inter" w:cs="Inter"/>
+                <w:b w:val="0"/>
+                <w:i w:val="0"/>
+                <w:color w:val="8B94A8"/>
+                <w:sz w:val="16"/>
+              </w:rPr>
+              <w:t xml:space="preserve"> days from invoice date.</w:t>
             </w:r>
           </w:p>
           <w:p>
@@ -1246,7 +1324,7 @@
               <w:tabs>
                 <w:tab w:pos="3798" w:val="right"/>
               </w:tabs>
-              <w:spacing w:before="0" w:after="60"/>
+              <w:spacing w:before="160" w:after="60"/>
               <w:ind w:left="198" w:right="198"/>
             </w:pPr>
             <w:r>
@@ -1269,16 +1347,18 @@
               </w:rPr>
               <w:tab/>
             </w:r>
-            <w:r>
-              <w:rPr>
-                <w:rFonts w:ascii="JetBrains Mono" w:hAnsi="JetBrains Mono" w:cs="JetBrains Mono"/>
-                <w:b w:val="0"/>
-                <w:i w:val="0"/>
-                <w:color w:val="07080C"/>
-                <w:sz w:val="20"/>
-              </w:rPr>
-              <w:t>«SubTotal»</w:t>
-            </w:r>
+            <w:fldSimple w:instr=" MERGEFIELD  SubTotal  \* MERGEFORMAT ">
+              <w:r>
+                <w:rPr>
+                  <w:rFonts w:ascii="JetBrains Mono" w:hAnsi="JetBrains Mono" w:cs="JetBrains Mono"/>
+                  <w:b w:val="0"/>
+                  <w:i w:val="0"/>
+                  <w:color w:val="07080C"/>
+                  <w:sz w:val="20"/>
+                </w:rPr>
+                <w:t>«SubTotal»</w:t>
+              </w:r>
+            </w:fldSimple>
           </w:p>
           <w:p>
             <w:pPr>
@@ -1308,16 +1388,18 @@
               </w:rPr>
               <w:tab/>
             </w:r>
-            <w:r>
-              <w:rPr>
-                <w:rFonts w:ascii="JetBrains Mono" w:hAnsi="JetBrains Mono" w:cs="JetBrains Mono"/>
-                <w:b w:val="0"/>
-                <w:i w:val="0"/>
-                <w:color w:val="07080C"/>
-                <w:sz w:val="20"/>
-              </w:rPr>
-              <w:t>«TotalTax»</w:t>
-            </w:r>
+            <w:fldSimple w:instr=" MERGEFIELD  TotalTax  \* MERGEFORMAT ">
+              <w:r>
+                <w:rPr>
+                  <w:rFonts w:ascii="JetBrains Mono" w:hAnsi="JetBrains Mono" w:cs="JetBrains Mono"/>
+                  <w:b w:val="0"/>
+                  <w:i w:val="0"/>
+                  <w:color w:val="07080C"/>
+                  <w:sz w:val="20"/>
+                </w:rPr>
+                <w:t>«TotalTax»</w:t>
+              </w:r>
+            </w:fldSimple>
           </w:p>
           <w:p>
             <w:pPr>
@@ -1347,16 +1429,18 @@
               </w:rPr>
               <w:tab/>
             </w:r>
-            <w:r>
-              <w:rPr>
-                <w:rFonts w:ascii="JetBrains Mono" w:hAnsi="JetBrains Mono" w:cs="JetBrains Mono"/>
-                <w:b w:val="0"/>
-                <w:i w:val="0"/>
-                <w:color w:val="07080C"/>
-                <w:sz w:val="20"/>
-              </w:rPr>
-              <w:t>«AmountPaid»</w:t>
-            </w:r>
+            <w:fldSimple w:instr=" MERGEFIELD  AmountPaid  \* MERGEFORMAT ">
+              <w:r>
+                <w:rPr>
+                  <w:rFonts w:ascii="JetBrains Mono" w:hAnsi="JetBrains Mono" w:cs="JetBrains Mono"/>
+                  <w:b w:val="0"/>
+                  <w:i w:val="0"/>
+                  <w:color w:val="07080C"/>
+                  <w:sz w:val="20"/>
+                </w:rPr>
+                <w:t>«AmountPaid»</w:t>
+              </w:r>
+            </w:fldSimple>
           </w:p>
           <w:p>
             <w:pPr>
@@ -1390,16 +1474,18 @@
               <w:ind w:left="198" w:right="198"/>
               <w:jc w:val="right"/>
             </w:pPr>
-            <w:r>
-              <w:rPr>
-                <w:rFonts w:ascii="Space Grotesk" w:hAnsi="Space Grotesk" w:cs="Space Grotesk"/>
-                <w:b/>
-                <w:i w:val="0"/>
-                <w:color w:val="07080C"/>
-                <w:sz w:val="40"/>
-              </w:rPr>
-              <w:t>«AmountDue»</w:t>
-            </w:r>
+            <w:fldSimple w:instr=" MERGEFIELD  AmountDue  \* MERGEFORMAT ">
+              <w:r>
+                <w:rPr>
+                  <w:rFonts w:ascii="Space Grotesk" w:hAnsi="Space Grotesk" w:cs="Space Grotesk"/>
+                  <w:b/>
+                  <w:i w:val="0"/>
+                  <w:color w:val="07080C"/>
+                  <w:sz w:val="40"/>
+                </w:rPr>
+                <w:t>«AmountDue»</w:t>
+              </w:r>
+            </w:fldSimple>
           </w:p>
         </w:tc>
       </w:tr>

--- a/xero/webgro-invoice-template.docx
+++ b/xero/webgro-invoice-template.docx
@@ -73,7 +73,7 @@
             </w:pPr>
             <w:r>
               <w:rPr>
-                <w:rFonts w:ascii="JetBrains Mono" w:hAnsi="JetBrains Mono" w:cs="JetBrains Mono"/>
+                <w:rFonts w:ascii="Consolas" w:hAnsi="Consolas" w:cs="Consolas"/>
                 <w:b w:val="0"/>
                 <w:i w:val="0"/>
                 <w:color w:val="8B94A8"/>
@@ -96,7 +96,7 @@
             </w:pPr>
             <w:r>
               <w:rPr>
-                <w:rFonts w:ascii="JetBrains Mono" w:hAnsi="JetBrains Mono" w:cs="JetBrains Mono"/>
+                <w:rFonts w:ascii="Consolas" w:hAnsi="Consolas" w:cs="Consolas"/>
                 <w:b w:val="0"/>
                 <w:i w:val="0"/>
                 <w:color w:val="2D8DFF"/>
@@ -114,7 +114,7 @@
             <w:fldSimple w:instr=" MERGEFIELD  InvoiceNumber  \* MERGEFORMAT ">
               <w:r>
                 <w:rPr>
-                  <w:rFonts w:ascii="Space Grotesk" w:hAnsi="Space Grotesk" w:cs="Space Grotesk"/>
+                  <w:rFonts w:ascii="Trebuchet MS" w:hAnsi="Trebuchet MS" w:cs="Trebuchet MS"/>
                   <w:b/>
                   <w:i w:val="0"/>
                   <w:color w:val="07080C"/>
@@ -236,7 +236,7 @@
             </w:pPr>
             <w:r>
               <w:rPr>
-                <w:rFonts w:ascii="JetBrains Mono" w:hAnsi="JetBrains Mono" w:cs="JetBrains Mono"/>
+                <w:rFonts w:ascii="Consolas" w:hAnsi="Consolas" w:cs="Consolas"/>
                 <w:b w:val="0"/>
                 <w:i w:val="0"/>
                 <w:color w:val="2D8DFF"/>
@@ -253,7 +253,7 @@
             </w:pPr>
             <w:r>
               <w:rPr>
-                <w:rFonts w:ascii="Space Grotesk" w:hAnsi="Space Grotesk" w:cs="Space Grotesk"/>
+                <w:rFonts w:ascii="Trebuchet MS" w:hAnsi="Trebuchet MS" w:cs="Trebuchet MS"/>
                 <w:b/>
                 <w:i w:val="0"/>
                 <w:color w:val="07080C"/>
@@ -269,7 +269,7 @@
             </w:pPr>
             <w:r>
               <w:rPr>
-                <w:rFonts w:ascii="Inter" w:hAnsi="Inter" w:cs="Inter"/>
+                <w:rFonts w:ascii="Calibri" w:hAnsi="Calibri" w:cs="Calibri"/>
                 <w:b w:val="0"/>
                 <w:i w:val="0"/>
                 <w:color w:val="525B6E"/>
@@ -285,7 +285,7 @@
             </w:pPr>
             <w:r>
               <w:rPr>
-                <w:rFonts w:ascii="Inter" w:hAnsi="Inter" w:cs="Inter"/>
+                <w:rFonts w:ascii="Calibri" w:hAnsi="Calibri" w:cs="Calibri"/>
                 <w:b w:val="0"/>
                 <w:i w:val="0"/>
                 <w:color w:val="525B6E"/>
@@ -301,7 +301,7 @@
             </w:pPr>
             <w:r>
               <w:rPr>
-                <w:rFonts w:ascii="Inter" w:hAnsi="Inter" w:cs="Inter"/>
+                <w:rFonts w:ascii="Calibri" w:hAnsi="Calibri" w:cs="Calibri"/>
                 <w:b w:val="0"/>
                 <w:i w:val="0"/>
                 <w:color w:val="525B6E"/>
@@ -317,7 +317,7 @@
             </w:pPr>
             <w:r>
               <w:rPr>
-                <w:rFonts w:ascii="Inter" w:hAnsi="Inter" w:cs="Inter"/>
+                <w:rFonts w:ascii="Calibri" w:hAnsi="Calibri" w:cs="Calibri"/>
                 <w:b w:val="0"/>
                 <w:i w:val="0"/>
                 <w:color w:val="07080C"/>
@@ -332,7 +332,7 @@
             </w:pPr>
             <w:r>
               <w:rPr>
-                <w:rFonts w:ascii="JetBrains Mono" w:hAnsi="JetBrains Mono" w:cs="JetBrains Mono"/>
+                <w:rFonts w:ascii="Consolas" w:hAnsi="Consolas" w:cs="Consolas"/>
                 <w:b w:val="0"/>
                 <w:i w:val="0"/>
                 <w:color w:val="8B94A8"/>
@@ -348,7 +348,7 @@
             </w:pPr>
             <w:r>
               <w:rPr>
-                <w:rFonts w:ascii="JetBrains Mono" w:hAnsi="JetBrains Mono" w:cs="JetBrains Mono"/>
+                <w:rFonts w:ascii="Consolas" w:hAnsi="Consolas" w:cs="Consolas"/>
                 <w:b w:val="0"/>
                 <w:i w:val="0"/>
                 <w:color w:val="8B94A8"/>
@@ -359,7 +359,7 @@
             <w:fldSimple w:instr=" MERGEFIELD  OrganisationTaxNumber  \* MERGEFORMAT ">
               <w:r>
                 <w:rPr>
-                  <w:rFonts w:ascii="JetBrains Mono" w:hAnsi="JetBrains Mono" w:cs="JetBrains Mono"/>
+                  <w:rFonts w:ascii="Consolas" w:hAnsi="Consolas" w:cs="Consolas"/>
                   <w:b w:val="0"/>
                   <w:i w:val="0"/>
                   <w:color w:val="8B94A8"/>
@@ -376,7 +376,7 @@
             </w:pPr>
             <w:r>
               <w:rPr>
-                <w:rFonts w:ascii="Inter" w:hAnsi="Inter" w:cs="Inter"/>
+                <w:rFonts w:ascii="Calibri" w:hAnsi="Calibri" w:cs="Calibri"/>
                 <w:b w:val="0"/>
                 <w:i w:val="0"/>
                 <w:color w:val="07080C"/>
@@ -391,7 +391,7 @@
             </w:pPr>
             <w:r>
               <w:rPr>
-                <w:rFonts w:ascii="Inter" w:hAnsi="Inter" w:cs="Inter"/>
+                <w:rFonts w:ascii="Calibri" w:hAnsi="Calibri" w:cs="Calibri"/>
                 <w:b w:val="0"/>
                 <w:i w:val="0"/>
                 <w:color w:val="07080C"/>
@@ -407,7 +407,7 @@
             </w:pPr>
             <w:r>
               <w:rPr>
-                <w:rFonts w:ascii="Inter" w:hAnsi="Inter" w:cs="Inter"/>
+                <w:rFonts w:ascii="Calibri" w:hAnsi="Calibri" w:cs="Calibri"/>
                 <w:b w:val="0"/>
                 <w:i w:val="0"/>
                 <w:color w:val="07080C"/>
@@ -437,7 +437,7 @@
             </w:pPr>
             <w:r>
               <w:rPr>
-                <w:rFonts w:ascii="JetBrains Mono" w:hAnsi="JetBrains Mono" w:cs="JetBrains Mono"/>
+                <w:rFonts w:ascii="Consolas" w:hAnsi="Consolas" w:cs="Consolas"/>
                 <w:b w:val="0"/>
                 <w:i w:val="0"/>
                 <w:color w:val="7C3AED"/>
@@ -455,7 +455,7 @@
             <w:fldSimple w:instr=" MERGEFIELD  ContactName  \* MERGEFORMAT ">
               <w:r>
                 <w:rPr>
-                  <w:rFonts w:ascii="Space Grotesk" w:hAnsi="Space Grotesk" w:cs="Space Grotesk"/>
+                  <w:rFonts w:ascii="Trebuchet MS" w:hAnsi="Trebuchet MS" w:cs="Trebuchet MS"/>
                   <w:b/>
                   <w:i w:val="0"/>
                   <w:color w:val="07080C"/>
@@ -470,117 +470,27 @@
               <w:spacing w:before="0" w:after="20"/>
               <w:ind w:left="198"/>
             </w:pPr>
-            <w:fldSimple w:instr=" MERGEFIELD  ContactPhysicalAddressLine1  \* MERGEFORMAT ">
+            <w:fldSimple w:instr=" MERGEFIELD  ContactPostalAddress  \* MERGEFORMAT ">
               <w:r>
                 <w:rPr>
-                  <w:rFonts w:ascii="Inter" w:hAnsi="Inter" w:cs="Inter"/>
+                  <w:rFonts w:ascii="Calibri" w:hAnsi="Calibri" w:cs="Calibri"/>
                   <w:b w:val="0"/>
                   <w:i w:val="0"/>
                   <w:color w:val="525B6E"/>
                   <w:sz w:val="18"/>
                 </w:rPr>
-                <w:t>«ContactPhysicalAddressLine1»</w:t>
+                <w:t>«ContactPostalAddress»</w:t>
               </w:r>
             </w:fldSimple>
           </w:p>
           <w:p>
             <w:pPr>
-              <w:spacing w:before="0" w:after="20"/>
-              <w:ind w:left="198"/>
-            </w:pPr>
-            <w:fldSimple w:instr=" MERGEFIELD  ContactPhysicalAddressLine2  \* MERGEFORMAT ">
-              <w:r>
-                <w:rPr>
-                  <w:rFonts w:ascii="Inter" w:hAnsi="Inter" w:cs="Inter"/>
-                  <w:b w:val="0"/>
-                  <w:i w:val="0"/>
-                  <w:color w:val="525B6E"/>
-                  <w:sz w:val="18"/>
-                </w:rPr>
-                <w:t>«ContactPhysicalAddressLine2»</w:t>
-              </w:r>
-            </w:fldSimple>
-          </w:p>
-          <w:p>
-            <w:pPr>
-              <w:spacing w:before="0" w:after="20"/>
-              <w:ind w:left="198"/>
-            </w:pPr>
-            <w:fldSimple w:instr=" MERGEFIELD  ContactPhysicalAddressLine3  \* MERGEFORMAT ">
-              <w:r>
-                <w:rPr>
-                  <w:rFonts w:ascii="Inter" w:hAnsi="Inter" w:cs="Inter"/>
-                  <w:b w:val="0"/>
-                  <w:i w:val="0"/>
-                  <w:color w:val="525B6E"/>
-                  <w:sz w:val="18"/>
-                </w:rPr>
-                <w:t>«ContactPhysicalAddressLine3»</w:t>
-              </w:r>
-            </w:fldSimple>
-          </w:p>
-          <w:p>
-            <w:pPr>
-              <w:spacing w:before="0" w:after="20"/>
-              <w:ind w:left="198"/>
-            </w:pPr>
-            <w:fldSimple w:instr=" MERGEFIELD  ContactPhysicalAddressLine4  \* MERGEFORMAT ">
-              <w:r>
-                <w:rPr>
-                  <w:rFonts w:ascii="Inter" w:hAnsi="Inter" w:cs="Inter"/>
-                  <w:b w:val="0"/>
-                  <w:i w:val="0"/>
-                  <w:color w:val="525B6E"/>
-                  <w:sz w:val="18"/>
-                </w:rPr>
-                <w:t>«ContactPhysicalAddressLine4»</w:t>
-              </w:r>
-            </w:fldSimple>
-          </w:p>
-          <w:p>
-            <w:pPr>
-              <w:spacing w:before="0" w:after="20"/>
-              <w:ind w:left="198"/>
-            </w:pPr>
-            <w:fldSimple w:instr=" MERGEFIELD  ContactPhysicalPostalCode  \* MERGEFORMAT ">
-              <w:r>
-                <w:rPr>
-                  <w:rFonts w:ascii="Inter" w:hAnsi="Inter" w:cs="Inter"/>
-                  <w:b w:val="0"/>
-                  <w:i w:val="0"/>
-                  <w:color w:val="525B6E"/>
-                  <w:sz w:val="18"/>
-                </w:rPr>
-                <w:t>«ContactPhysicalPostalCode»</w:t>
-              </w:r>
-            </w:fldSimple>
-          </w:p>
-          <w:p>
-            <w:pPr>
-              <w:spacing w:before="0" w:after="20"/>
-              <w:ind w:left="198"/>
-            </w:pPr>
-            <w:fldSimple w:instr=" MERGEFIELD  ContactPhysicalCountry  \* MERGEFORMAT ">
-              <w:r>
-                <w:rPr>
-                  <w:rFonts w:ascii="Inter" w:hAnsi="Inter" w:cs="Inter"/>
-                  <w:b w:val="0"/>
-                  <w:i w:val="0"/>
-                  <w:color w:val="525B6E"/>
-                  <w:sz w:val="18"/>
-                </w:rPr>
-                <w:t>«ContactPhysicalCountry»</w:t>
-              </w:r>
-            </w:fldSimple>
-          </w:p>
-          <w:p>
-            <w:pPr>
-              <w:spacing w:before="0" w:after="20"/>
+              <w:spacing w:after="20"/>
               <w:ind w:left="198"/>
             </w:pPr>
             <w:r>
               <w:rPr>
-                <w:rFonts w:ascii="Inter" w:hAnsi="Inter" w:cs="Inter"/>
+                <w:rFonts w:ascii="Calibri" w:hAnsi="Calibri" w:cs="Calibri"/>
                 <w:b w:val="0"/>
                 <w:i w:val="0"/>
                 <w:color w:val="07080C"/>
@@ -596,7 +506,7 @@
             <w:fldSimple w:instr=" MERGEFIELD  ContactEmailAddress  \* MERGEFORMAT ">
               <w:r>
                 <w:rPr>
-                  <w:rFonts w:ascii="Inter" w:hAnsi="Inter" w:cs="Inter"/>
+                  <w:rFonts w:ascii="Calibri" w:hAnsi="Calibri" w:cs="Calibri"/>
                   <w:b w:val="0"/>
                   <w:i w:val="0"/>
                   <w:color w:val="07080C"/>
@@ -654,7 +564,7 @@
             </w:pPr>
             <w:r>
               <w:rPr>
-                <w:rFonts w:ascii="JetBrains Mono" w:hAnsi="JetBrains Mono" w:cs="JetBrains Mono"/>
+                <w:rFonts w:ascii="Consolas" w:hAnsi="Consolas" w:cs="Consolas"/>
                 <w:b w:val="0"/>
                 <w:i w:val="0"/>
                 <w:color w:val="2D8DFF"/>
@@ -680,7 +590,7 @@
             </w:pPr>
             <w:r>
               <w:rPr>
-                <w:rFonts w:ascii="JetBrains Mono" w:hAnsi="JetBrains Mono" w:cs="JetBrains Mono"/>
+                <w:rFonts w:ascii="Consolas" w:hAnsi="Consolas" w:cs="Consolas"/>
                 <w:b w:val="0"/>
                 <w:i w:val="0"/>
                 <w:color w:val="7C3AED"/>
@@ -706,7 +616,7 @@
             </w:pPr>
             <w:r>
               <w:rPr>
-                <w:rFonts w:ascii="JetBrains Mono" w:hAnsi="JetBrains Mono" w:cs="JetBrains Mono"/>
+                <w:rFonts w:ascii="Consolas" w:hAnsi="Consolas" w:cs="Consolas"/>
                 <w:b w:val="0"/>
                 <w:i w:val="0"/>
                 <w:color w:val="00C9A7"/>
@@ -732,16 +642,16 @@
               <w:spacing w:before="0" w:after="120"/>
               <w:ind w:left="198"/>
             </w:pPr>
-            <w:fldSimple w:instr=" MERGEFIELD  Date  \* MERGEFORMAT ">
+            <w:fldSimple w:instr=" MERGEFIELD  InvoiceDate  \* MERGEFORMAT ">
               <w:r>
                 <w:rPr>
-                  <w:rFonts w:ascii="Space Grotesk" w:hAnsi="Space Grotesk" w:cs="Space Grotesk"/>
+                  <w:rFonts w:ascii="Trebuchet MS" w:hAnsi="Trebuchet MS" w:cs="Trebuchet MS"/>
                   <w:b/>
                   <w:i w:val="0"/>
                   <w:color w:val="07080C"/>
                   <w:sz w:val="24"/>
                 </w:rPr>
-                <w:t>«Date»</w:t>
+                <w:t>«InvoiceDate»</w:t>
               </w:r>
             </w:fldSimple>
           </w:p>
@@ -759,16 +669,16 @@
               <w:spacing w:before="0" w:after="120"/>
               <w:ind w:left="198"/>
             </w:pPr>
-            <w:fldSimple w:instr=" MERGEFIELD  DueDate  \* MERGEFORMAT ">
+            <w:fldSimple w:instr=" MERGEFIELD  InvoiceDueDate  \* MERGEFORMAT ">
               <w:r>
                 <w:rPr>
-                  <w:rFonts w:ascii="Space Grotesk" w:hAnsi="Space Grotesk" w:cs="Space Grotesk"/>
+                  <w:rFonts w:ascii="Trebuchet MS" w:hAnsi="Trebuchet MS" w:cs="Trebuchet MS"/>
                   <w:b/>
                   <w:i w:val="0"/>
                   <w:color w:val="07080C"/>
                   <w:sz w:val="24"/>
                 </w:rPr>
-                <w:t>«DueDate»</w:t>
+                <w:t>«InvoiceDueDate»</w:t>
               </w:r>
             </w:fldSimple>
           </w:p>
@@ -789,7 +699,7 @@
             <w:fldSimple w:instr=" MERGEFIELD  Reference  \* MERGEFORMAT ">
               <w:r>
                 <w:rPr>
-                  <w:rFonts w:ascii="Space Grotesk" w:hAnsi="Space Grotesk" w:cs="Space Grotesk"/>
+                  <w:rFonts w:ascii="Trebuchet MS" w:hAnsi="Trebuchet MS" w:cs="Trebuchet MS"/>
                   <w:b/>
                   <w:i w:val="0"/>
                   <w:color w:val="07080C"/>
@@ -843,9 +753,21 @@
               <w:ind w:left="142" w:right="0"/>
               <w:jc w:val="left"/>
             </w:pPr>
+            <w:fldSimple w:instr=" MERGEFIELD  TableStart:LineItem  \* MERGEFORMAT ">
+              <w:r>
+                <w:rPr>
+                  <w:rFonts w:ascii="Consolas" w:hAnsi="Consolas" w:cs="Consolas"/>
+                  <w:b w:val="0"/>
+                  <w:i w:val="0"/>
+                  <w:color w:val="FFFFFF"/>
+                  <w:sz w:val="2"/>
+                </w:rPr>
+                <w:t>«TableStart:LineItem»</w:t>
+              </w:r>
+            </w:fldSimple>
             <w:r>
               <w:rPr>
-                <w:rFonts w:ascii="JetBrains Mono" w:hAnsi="JetBrains Mono" w:cs="JetBrains Mono"/>
+                <w:rFonts w:ascii="Consolas" w:hAnsi="Consolas" w:cs="Consolas"/>
                 <w:b/>
                 <w:i w:val="0"/>
                 <w:color w:val="07080C"/>
@@ -873,7 +795,7 @@
             </w:pPr>
             <w:r>
               <w:rPr>
-                <w:rFonts w:ascii="JetBrains Mono" w:hAnsi="JetBrains Mono" w:cs="JetBrains Mono"/>
+                <w:rFonts w:ascii="Consolas" w:hAnsi="Consolas" w:cs="Consolas"/>
                 <w:b/>
                 <w:i w:val="0"/>
                 <w:color w:val="07080C"/>
@@ -901,7 +823,7 @@
             </w:pPr>
             <w:r>
               <w:rPr>
-                <w:rFonts w:ascii="JetBrains Mono" w:hAnsi="JetBrains Mono" w:cs="JetBrains Mono"/>
+                <w:rFonts w:ascii="Consolas" w:hAnsi="Consolas" w:cs="Consolas"/>
                 <w:b/>
                 <w:i w:val="0"/>
                 <w:color w:val="07080C"/>
@@ -929,7 +851,7 @@
             </w:pPr>
             <w:r>
               <w:rPr>
-                <w:rFonts w:ascii="JetBrains Mono" w:hAnsi="JetBrains Mono" w:cs="JetBrains Mono"/>
+                <w:rFonts w:ascii="Consolas" w:hAnsi="Consolas" w:cs="Consolas"/>
                 <w:b/>
                 <w:i w:val="0"/>
                 <w:color w:val="07080C"/>
@@ -960,7 +882,7 @@
             <w:fldSimple w:instr=" MERGEFIELD  Description  \* MERGEFORMAT ">
               <w:r>
                 <w:rPr>
-                  <w:rFonts w:ascii="Inter" w:hAnsi="Inter" w:cs="Inter"/>
+                  <w:rFonts w:ascii="Calibri" w:hAnsi="Calibri" w:cs="Calibri"/>
                   <w:b w:val="0"/>
                   <w:i w:val="0"/>
                   <w:color w:val="07080C"/>
@@ -989,7 +911,7 @@
             <w:fldSimple w:instr=" MERGEFIELD  Quantity  \* MERGEFORMAT ">
               <w:r>
                 <w:rPr>
-                  <w:rFonts w:ascii="JetBrains Mono" w:hAnsi="JetBrains Mono" w:cs="JetBrains Mono"/>
+                  <w:rFonts w:ascii="Consolas" w:hAnsi="Consolas" w:cs="Consolas"/>
                   <w:b w:val="0"/>
                   <w:i w:val="0"/>
                   <w:color w:val="525B6E"/>
@@ -1018,7 +940,7 @@
             <w:fldSimple w:instr=" MERGEFIELD  UnitAmount  \* MERGEFORMAT ">
               <w:r>
                 <w:rPr>
-                  <w:rFonts w:ascii="JetBrains Mono" w:hAnsi="JetBrains Mono" w:cs="JetBrains Mono"/>
+                  <w:rFonts w:ascii="Consolas" w:hAnsi="Consolas" w:cs="Consolas"/>
                   <w:b w:val="0"/>
                   <w:i w:val="0"/>
                   <w:color w:val="525B6E"/>
@@ -1047,13 +969,25 @@
             <w:fldSimple w:instr=" MERGEFIELD  LineAmount  \* MERGEFORMAT ">
               <w:r>
                 <w:rPr>
-                  <w:rFonts w:ascii="Space Grotesk" w:hAnsi="Space Grotesk" w:cs="Space Grotesk"/>
+                  <w:rFonts w:ascii="Trebuchet MS" w:hAnsi="Trebuchet MS" w:cs="Trebuchet MS"/>
                   <w:b/>
                   <w:i w:val="0"/>
                   <w:color w:val="07080C"/>
                   <w:sz w:val="22"/>
                 </w:rPr>
                 <w:t>«LineAmount»</w:t>
+              </w:r>
+            </w:fldSimple>
+            <w:fldSimple w:instr=" MERGEFIELD  TableEnd:LineItem  \* MERGEFORMAT ">
+              <w:r>
+                <w:rPr>
+                  <w:rFonts w:ascii="Consolas" w:hAnsi="Consolas" w:cs="Consolas"/>
+                  <w:b w:val="0"/>
+                  <w:i w:val="0"/>
+                  <w:color w:val="FFFFFF"/>
+                  <w:sz w:val="2"/>
+                </w:rPr>
+                <w:t>«TableEnd:LineItem»</w:t>
               </w:r>
             </w:fldSimple>
           </w:p>
@@ -1099,7 +1033,7 @@
             </w:pPr>
             <w:r>
               <w:rPr>
-                <w:rFonts w:ascii="JetBrains Mono" w:hAnsi="JetBrains Mono" w:cs="JetBrains Mono"/>
+                <w:rFonts w:ascii="Consolas" w:hAnsi="Consolas" w:cs="Consolas"/>
                 <w:b w:val="0"/>
                 <w:i w:val="0"/>
                 <w:color w:val="00C9A7"/>
@@ -1116,7 +1050,7 @@
             </w:pPr>
             <w:r>
               <w:rPr>
-                <w:rFonts w:ascii="Space Grotesk" w:hAnsi="Space Grotesk" w:cs="Space Grotesk"/>
+                <w:rFonts w:ascii="Trebuchet MS" w:hAnsi="Trebuchet MS" w:cs="Trebuchet MS"/>
                 <w:b/>
                 <w:i w:val="0"/>
                 <w:color w:val="07080C"/>
@@ -1132,7 +1066,7 @@
             </w:pPr>
             <w:r>
               <w:rPr>
-                <w:rFonts w:ascii="Inter" w:hAnsi="Inter" w:cs="Inter"/>
+                <w:rFonts w:ascii="Calibri" w:hAnsi="Calibri" w:cs="Calibri"/>
                 <w:b w:val="0"/>
                 <w:i w:val="0"/>
                 <w:color w:val="07080C"/>
@@ -1148,7 +1082,7 @@
             </w:pPr>
             <w:r>
               <w:rPr>
-                <w:rFonts w:ascii="Inter" w:hAnsi="Inter" w:cs="Inter"/>
+                <w:rFonts w:ascii="Calibri" w:hAnsi="Calibri" w:cs="Calibri"/>
                 <w:b w:val="0"/>
                 <w:i w:val="0"/>
                 <w:color w:val="525B6E"/>
@@ -1164,7 +1098,7 @@
             </w:pPr>
             <w:r>
               <w:rPr>
-                <w:rFonts w:ascii="Inter" w:hAnsi="Inter" w:cs="Inter"/>
+                <w:rFonts w:ascii="Calibri" w:hAnsi="Calibri" w:cs="Calibri"/>
                 <w:b w:val="0"/>
                 <w:i w:val="0"/>
                 <w:color w:val="525B6E"/>
@@ -1180,7 +1114,7 @@
             </w:pPr>
             <w:r>
               <w:rPr>
-                <w:rFonts w:ascii="Inter" w:hAnsi="Inter" w:cs="Inter"/>
+                <w:rFonts w:ascii="Calibri" w:hAnsi="Calibri" w:cs="Calibri"/>
                 <w:b w:val="0"/>
                 <w:i w:val="0"/>
                 <w:color w:val="525B6E"/>
@@ -1191,7 +1125,7 @@
             <w:fldSimple w:instr=" MERGEFIELD  InvoiceNumber  \* MERGEFORMAT ">
               <w:r>
                 <w:rPr>
-                  <w:rFonts w:ascii="Inter" w:hAnsi="Inter" w:cs="Inter"/>
+                  <w:rFonts w:ascii="Calibri" w:hAnsi="Calibri" w:cs="Calibri"/>
                   <w:b w:val="0"/>
                   <w:i w:val="0"/>
                   <w:color w:val="525B6E"/>
@@ -1208,50 +1142,12 @@
             </w:pPr>
             <w:r>
               <w:rPr>
-                <w:rFonts w:ascii="Inter" w:hAnsi="Inter" w:cs="Inter"/>
+                <w:rFonts w:ascii="Calibri" w:hAnsi="Calibri" w:cs="Calibri"/>
                 <w:b w:val="0"/>
                 <w:i w:val="0"/>
                 <w:color w:val="07080C"/>
                 <w:sz w:val="6"/>
               </w:rPr>
-            </w:r>
-          </w:p>
-          <w:p>
-            <w:pPr>
-              <w:spacing w:before="0" w:after="20"/>
-              <w:ind w:left="198"/>
-            </w:pPr>
-            <w:r>
-              <w:rPr>
-                <w:rFonts w:ascii="Inter" w:hAnsi="Inter" w:cs="Inter"/>
-                <w:b w:val="0"/>
-                <w:i w:val="0"/>
-                <w:color w:val="8B94A8"/>
-                <w:sz w:val="16"/>
-              </w:rPr>
-              <w:t xml:space="preserve">Payment terms · </w:t>
-            </w:r>
-            <w:fldSimple w:instr=" MERGEFIELD  PaymentTerms  \* MERGEFORMAT ">
-              <w:r>
-                <w:rPr>
-                  <w:rFonts w:ascii="Inter" w:hAnsi="Inter" w:cs="Inter"/>
-                  <w:b w:val="0"/>
-                  <w:i w:val="0"/>
-                  <w:color w:val="8B94A8"/>
-                  <w:sz w:val="16"/>
-                </w:rPr>
-                <w:t>«PaymentTerms»</w:t>
-              </w:r>
-            </w:fldSimple>
-            <w:r>
-              <w:rPr>
-                <w:rFonts w:ascii="Inter" w:hAnsi="Inter" w:cs="Inter"/>
-                <w:b w:val="0"/>
-                <w:i w:val="0"/>
-                <w:color w:val="8B94A8"/>
-                <w:sz w:val="16"/>
-              </w:rPr>
-              <w:t xml:space="preserve"> days from invoice date.</w:t>
             </w:r>
           </w:p>
           <w:p>
@@ -1270,7 +1166,7 @@
             </w:pPr>
             <w:r>
               <w:rPr>
-                <w:rFonts w:ascii="Space Grotesk" w:hAnsi="Space Grotesk" w:cs="Space Grotesk"/>
+                <w:rFonts w:ascii="Trebuchet MS" w:hAnsi="Trebuchet MS" w:cs="Trebuchet MS"/>
                 <w:b/>
                 <w:i/>
                 <w:color w:val="07080C"/>
@@ -1286,7 +1182,7 @@
             </w:pPr>
             <w:r>
               <w:rPr>
-                <w:rFonts w:ascii="Inter" w:hAnsi="Inter" w:cs="Inter"/>
+                <w:rFonts w:ascii="Calibri" w:hAnsi="Calibri" w:cs="Calibri"/>
                 <w:b w:val="0"/>
                 <w:i w:val="0"/>
                 <w:color w:val="525B6E"/>
@@ -1302,7 +1198,7 @@
             </w:pPr>
             <w:r>
               <w:rPr>
-                <w:rFonts w:ascii="JetBrains Mono" w:hAnsi="JetBrains Mono" w:cs="JetBrains Mono"/>
+                <w:rFonts w:ascii="Consolas" w:hAnsi="Consolas" w:cs="Consolas"/>
                 <w:b w:val="0"/>
                 <w:i w:val="0"/>
                 <w:color w:val="8B94A8"/>
@@ -1329,7 +1225,7 @@
             </w:pPr>
             <w:r>
               <w:rPr>
-                <w:rFonts w:ascii="Inter" w:hAnsi="Inter" w:cs="Inter"/>
+                <w:rFonts w:ascii="Calibri" w:hAnsi="Calibri" w:cs="Calibri"/>
                 <w:b w:val="0"/>
                 <w:i w:val="0"/>
                 <w:color w:val="525B6E"/>
@@ -1339,7 +1235,7 @@
             </w:r>
             <w:r>
               <w:rPr>
-                <w:rFonts w:ascii="Inter" w:hAnsi="Inter" w:cs="Inter"/>
+                <w:rFonts w:ascii="Calibri" w:hAnsi="Calibri" w:cs="Calibri"/>
                 <w:b w:val="0"/>
                 <w:i w:val="0"/>
                 <w:color w:val="07080C"/>
@@ -1347,16 +1243,16 @@
               </w:rPr>
               <w:tab/>
             </w:r>
-            <w:fldSimple w:instr=" MERGEFIELD  SubTotal  \* MERGEFORMAT ">
+            <w:fldSimple w:instr=" MERGEFIELD  InvoiceSubTotal  \* MERGEFORMAT ">
               <w:r>
                 <w:rPr>
-                  <w:rFonts w:ascii="JetBrains Mono" w:hAnsi="JetBrains Mono" w:cs="JetBrains Mono"/>
+                  <w:rFonts w:ascii="Consolas" w:hAnsi="Consolas" w:cs="Consolas"/>
                   <w:b w:val="0"/>
                   <w:i w:val="0"/>
                   <w:color w:val="07080C"/>
                   <w:sz w:val="20"/>
                 </w:rPr>
-                <w:t>«SubTotal»</w:t>
+                <w:t>«InvoiceSubTotal»</w:t>
               </w:r>
             </w:fldSimple>
           </w:p>
@@ -1370,7 +1266,7 @@
             </w:pPr>
             <w:r>
               <w:rPr>
-                <w:rFonts w:ascii="Inter" w:hAnsi="Inter" w:cs="Inter"/>
+                <w:rFonts w:ascii="Calibri" w:hAnsi="Calibri" w:cs="Calibri"/>
                 <w:b w:val="0"/>
                 <w:i w:val="0"/>
                 <w:color w:val="525B6E"/>
@@ -1380,7 +1276,7 @@
             </w:r>
             <w:r>
               <w:rPr>
-                <w:rFonts w:ascii="Inter" w:hAnsi="Inter" w:cs="Inter"/>
+                <w:rFonts w:ascii="Calibri" w:hAnsi="Calibri" w:cs="Calibri"/>
                 <w:b w:val="0"/>
                 <w:i w:val="0"/>
                 <w:color w:val="07080C"/>
@@ -1388,57 +1284,16 @@
               </w:rPr>
               <w:tab/>
             </w:r>
-            <w:fldSimple w:instr=" MERGEFIELD  TotalTax  \* MERGEFORMAT ">
+            <w:fldSimple w:instr=" MERGEFIELD  TaxTotal  \* MERGEFORMAT ">
               <w:r>
                 <w:rPr>
-                  <w:rFonts w:ascii="JetBrains Mono" w:hAnsi="JetBrains Mono" w:cs="JetBrains Mono"/>
+                  <w:rFonts w:ascii="Consolas" w:hAnsi="Consolas" w:cs="Consolas"/>
                   <w:b w:val="0"/>
                   <w:i w:val="0"/>
                   <w:color w:val="07080C"/>
                   <w:sz w:val="20"/>
                 </w:rPr>
-                <w:t>«TotalTax»</w:t>
-              </w:r>
-            </w:fldSimple>
-          </w:p>
-          <w:p>
-            <w:pPr>
-              <w:tabs>
-                <w:tab w:pos="3798" w:val="right"/>
-              </w:tabs>
-              <w:spacing w:before="0" w:after="60"/>
-              <w:ind w:left="198" w:right="198"/>
-            </w:pPr>
-            <w:r>
-              <w:rPr>
-                <w:rFonts w:ascii="Inter" w:hAnsi="Inter" w:cs="Inter"/>
-                <w:b w:val="0"/>
-                <w:i w:val="0"/>
-                <w:color w:val="525B6E"/>
-                <w:sz w:val="18"/>
-              </w:rPr>
-              <w:t>Paid</w:t>
-            </w:r>
-            <w:r>
-              <w:rPr>
-                <w:rFonts w:ascii="Inter" w:hAnsi="Inter" w:cs="Inter"/>
-                <w:b w:val="0"/>
-                <w:i w:val="0"/>
-                <w:color w:val="07080C"/>
-                <w:sz w:val="18"/>
-              </w:rPr>
-              <w:tab/>
-            </w:r>
-            <w:fldSimple w:instr=" MERGEFIELD  AmountPaid  \* MERGEFORMAT ">
-              <w:r>
-                <w:rPr>
-                  <w:rFonts w:ascii="JetBrains Mono" w:hAnsi="JetBrains Mono" w:cs="JetBrains Mono"/>
-                  <w:b w:val="0"/>
-                  <w:i w:val="0"/>
-                  <w:color w:val="07080C"/>
-                  <w:sz w:val="20"/>
-                </w:rPr>
-                <w:t>«AmountPaid»</w:t>
+                <w:t>«TaxTotal»</w:t>
               </w:r>
             </w:fldSimple>
           </w:p>
@@ -1458,7 +1313,7 @@
             </w:pPr>
             <w:r>
               <w:rPr>
-                <w:rFonts w:ascii="JetBrains Mono" w:hAnsi="JetBrains Mono" w:cs="JetBrains Mono"/>
+                <w:rFonts w:ascii="Consolas" w:hAnsi="Consolas" w:cs="Consolas"/>
                 <w:b/>
                 <w:i w:val="0"/>
                 <w:color w:val="00C9A7"/>
@@ -1474,16 +1329,16 @@
               <w:ind w:left="198" w:right="198"/>
               <w:jc w:val="right"/>
             </w:pPr>
-            <w:fldSimple w:instr=" MERGEFIELD  AmountDue  \* MERGEFORMAT ">
+            <w:fldSimple w:instr=" MERGEFIELD  InvoiceAmountDue  \* MERGEFORMAT ">
               <w:r>
                 <w:rPr>
-                  <w:rFonts w:ascii="Space Grotesk" w:hAnsi="Space Grotesk" w:cs="Space Grotesk"/>
+                  <w:rFonts w:ascii="Trebuchet MS" w:hAnsi="Trebuchet MS" w:cs="Trebuchet MS"/>
                   <w:b/>
                   <w:i w:val="0"/>
                   <w:color w:val="07080C"/>
                   <w:sz w:val="40"/>
                 </w:rPr>
-                <w:t>«AmountDue»</w:t>
+                <w:t>«InvoiceAmountDue»</w:t>
               </w:r>
             </w:fldSimple>
           </w:p>

--- a/xero/webgro-invoice-template.docx
+++ b/xero/webgro-invoice-template.docx
@@ -642,7 +642,7 @@
               <w:spacing w:before="0" w:after="120"/>
               <w:ind w:left="198"/>
             </w:pPr>
-            <w:fldSimple w:instr=" MERGEFIELD  InvoiceDate  \* MERGEFORMAT ">
+            <w:fldSimple w:instr=" MERGEFIELD  InvoiceDate  \@ &quot;dd MMM yyyy&quot;  \* MERGEFORMAT ">
               <w:r>
                 <w:rPr>
                   <w:rFonts w:ascii="Trebuchet MS" w:hAnsi="Trebuchet MS" w:cs="Trebuchet MS"/>
@@ -669,7 +669,7 @@
               <w:spacing w:before="0" w:after="120"/>
               <w:ind w:left="198"/>
             </w:pPr>
-            <w:fldSimple w:instr=" MERGEFIELD  InvoiceDueDate  \* MERGEFORMAT ">
+            <w:fldSimple w:instr=" MERGEFIELD  InvoiceDueDate  \@ &quot;dd MMM yyyy&quot;  \* MERGEFORMAT ">
               <w:r>
                 <w:rPr>
                   <w:rFonts w:ascii="Trebuchet MS" w:hAnsi="Trebuchet MS" w:cs="Trebuchet MS"/>
@@ -753,18 +753,6 @@
               <w:ind w:left="142" w:right="0"/>
               <w:jc w:val="left"/>
             </w:pPr>
-            <w:fldSimple w:instr=" MERGEFIELD  TableStart:LineItem  \* MERGEFORMAT ">
-              <w:r>
-                <w:rPr>
-                  <w:rFonts w:ascii="Consolas" w:hAnsi="Consolas" w:cs="Consolas"/>
-                  <w:b w:val="0"/>
-                  <w:i w:val="0"/>
-                  <w:color w:val="FFFFFF"/>
-                  <w:sz w:val="2"/>
-                </w:rPr>
-                <w:t>«TableStart:LineItem»</w:t>
-              </w:r>
-            </w:fldSimple>
             <w:r>
               <w:rPr>
                 <w:rFonts w:ascii="Consolas" w:hAnsi="Consolas" w:cs="Consolas"/>
@@ -879,6 +867,18 @@
               <w:ind w:left="142" w:right="0"/>
               <w:jc w:val="left"/>
             </w:pPr>
+            <w:fldSimple w:instr=" MERGEFIELD  TableStart:LineItem  \* MERGEFORMAT ">
+              <w:r>
+                <w:rPr>
+                  <w:rFonts w:ascii="Consolas" w:hAnsi="Consolas" w:cs="Consolas"/>
+                  <w:b w:val="0"/>
+                  <w:i w:val="0"/>
+                  <w:color w:val="FFFFFF"/>
+                  <w:sz w:val="2"/>
+                </w:rPr>
+                <w:t>«TableStart:LineItem»</w:t>
+              </w:r>
+            </w:fldSimple>
             <w:fldSimple w:instr=" MERGEFIELD  Description  \* MERGEFORMAT ">
               <w:r>
                 <w:rPr>
@@ -908,7 +908,7 @@
               <w:ind w:left="0" w:right="142"/>
               <w:jc w:val="right"/>
             </w:pPr>
-            <w:fldSimple w:instr=" MERGEFIELD  Quantity  \* MERGEFORMAT ">
+            <w:fldSimple w:instr=" MERGEFIELD  Quantity  \# #,##0.##  \* MERGEFORMAT ">
               <w:r>
                 <w:rPr>
                   <w:rFonts w:ascii="Consolas" w:hAnsi="Consolas" w:cs="Consolas"/>
@@ -937,7 +937,7 @@
               <w:ind w:left="0" w:right="142"/>
               <w:jc w:val="right"/>
             </w:pPr>
-            <w:fldSimple w:instr=" MERGEFIELD  UnitAmount  \* MERGEFORMAT ">
+            <w:fldSimple w:instr=" MERGEFIELD  UnitAmount  \# &quot;#,##0.00;(#,##0.00)&quot;  \* MERGEFORMAT ">
               <w:r>
                 <w:rPr>
                   <w:rFonts w:ascii="Consolas" w:hAnsi="Consolas" w:cs="Consolas"/>
@@ -966,7 +966,7 @@
               <w:ind w:left="0" w:right="142"/>
               <w:jc w:val="right"/>
             </w:pPr>
-            <w:fldSimple w:instr=" MERGEFIELD  LineAmount  \* MERGEFORMAT ">
+            <w:fldSimple w:instr=" MERGEFIELD  LineAmount  \# &quot;#,##0.00;(#,##0.00)&quot;  \* MERGEFORMAT ">
               <w:r>
                 <w:rPr>
                   <w:rFonts w:ascii="Trebuchet MS" w:hAnsi="Trebuchet MS" w:cs="Trebuchet MS"/>
@@ -1243,7 +1243,7 @@
               </w:rPr>
               <w:tab/>
             </w:r>
-            <w:fldSimple w:instr=" MERGEFIELD  InvoiceSubTotal  \* MERGEFORMAT ">
+            <w:fldSimple w:instr=" MERGEFIELD  InvoiceSubTotal  \# &quot;#,##0.00;(#,##0.00)&quot;  \* MERGEFORMAT ">
               <w:r>
                 <w:rPr>
                   <w:rFonts w:ascii="Consolas" w:hAnsi="Consolas" w:cs="Consolas"/>
@@ -1284,7 +1284,7 @@
               </w:rPr>
               <w:tab/>
             </w:r>
-            <w:fldSimple w:instr=" MERGEFIELD  TaxTotal  \* MERGEFORMAT ">
+            <w:fldSimple w:instr=" MERGEFIELD  TaxTotal  \# &quot;#,##0.00;(#,##0.00)&quot;  \* MERGEFORMAT ">
               <w:r>
                 <w:rPr>
                   <w:rFonts w:ascii="Consolas" w:hAnsi="Consolas" w:cs="Consolas"/>
@@ -1329,7 +1329,7 @@
               <w:ind w:left="198" w:right="198"/>
               <w:jc w:val="right"/>
             </w:pPr>
-            <w:fldSimple w:instr=" MERGEFIELD  InvoiceAmountDue  \* MERGEFORMAT ">
+            <w:fldSimple w:instr=" MERGEFIELD  InvoiceAmountDue  \# &quot;#,##0.00;(#,##0.00)&quot;  \* MERGEFORMAT ">
               <w:r>
                 <w:rPr>
                   <w:rFonts w:ascii="Trebuchet MS" w:hAnsi="Trebuchet MS" w:cs="Trebuchet MS"/>

--- a/xero/webgro-invoice-template.docx
+++ b/xero/webgro-invoice-template.docx
@@ -368,53 +368,6 @@
                 <w:t>«OrganisationTaxNumber»</w:t>
               </w:r>
             </w:fldSimple>
-          </w:p>
-          <w:p>
-            <w:pPr>
-              <w:spacing w:after="20"/>
-              <w:ind w:left="198"/>
-            </w:pPr>
-            <w:r>
-              <w:rPr>
-                <w:rFonts w:ascii="Calibri" w:hAnsi="Calibri" w:cs="Calibri"/>
-                <w:b w:val="0"/>
-                <w:i w:val="0"/>
-                <w:color w:val="07080C"/>
-                <w:sz w:val="8"/>
-              </w:rPr>
-            </w:r>
-          </w:p>
-          <w:p>
-            <w:pPr>
-              <w:spacing w:before="0" w:after="20"/>
-              <w:ind w:left="198"/>
-            </w:pPr>
-            <w:r>
-              <w:rPr>
-                <w:rFonts w:ascii="Calibri" w:hAnsi="Calibri" w:cs="Calibri"/>
-                <w:b w:val="0"/>
-                <w:i w:val="0"/>
-                <w:color w:val="07080C"/>
-                <w:sz w:val="18"/>
-              </w:rPr>
-              <w:t>hello@webgro.co.uk</w:t>
-            </w:r>
-          </w:p>
-          <w:p>
-            <w:pPr>
-              <w:spacing w:before="0" w:after="20"/>
-              <w:ind w:left="198"/>
-            </w:pPr>
-            <w:r>
-              <w:rPr>
-                <w:rFonts w:ascii="Calibri" w:hAnsi="Calibri" w:cs="Calibri"/>
-                <w:b w:val="0"/>
-                <w:i w:val="0"/>
-                <w:color w:val="07080C"/>
-                <w:sz w:val="18"/>
-              </w:rPr>
-              <w:t>+44 (0) 1344 231 119</w:t>
-            </w:r>
           </w:p>
           <w:p>
             <w:pPr>
@@ -1152,61 +1105,8 @@
           </w:p>
           <w:p>
             <w:pPr>
-              <w:spacing w:before="120" w:after="80"/>
-              <w:ind w:left="198" w:right="198"/>
-              <w:pBdr>
-                <w:bottom w:val="single" w:sz="4" w:space="1" w:color="E6EAF2"/>
-              </w:pBdr>
+              <w:spacing w:after="160"/>
             </w:pPr>
-          </w:p>
-          <w:p>
-            <w:pPr>
-              <w:spacing w:before="40" w:after="40"/>
-              <w:ind w:left="198"/>
-            </w:pPr>
-            <w:r>
-              <w:rPr>
-                <w:rFonts w:ascii="Trebuchet MS" w:hAnsi="Trebuchet MS" w:cs="Trebuchet MS"/>
-                <w:b/>
-                <w:i/>
-                <w:color w:val="07080C"/>
-                <w:sz w:val="44"/>
-              </w:rPr>
-              <w:t>Thanks.</w:t>
-            </w:r>
-          </w:p>
-          <w:p>
-            <w:pPr>
-              <w:spacing w:before="40" w:after="40"/>
-              <w:ind w:left="198" w:right="198"/>
-            </w:pPr>
-            <w:r>
-              <w:rPr>
-                <w:rFonts w:ascii="Calibri" w:hAnsi="Calibri" w:cs="Calibri"/>
-                <w:b w:val="0"/>
-                <w:i w:val="0"/>
-                <w:color w:val="525B6E"/>
-                <w:sz w:val="16"/>
-              </w:rPr>
-              <w:t>Questions or changes? Email hello@webgro.co.uk and we'll sort it.</w:t>
-            </w:r>
-          </w:p>
-          <w:p>
-            <w:pPr>
-              <w:spacing w:before="120" w:after="160"/>
-              <w:ind w:left="198" w:right="198"/>
-            </w:pPr>
-            <w:r>
-              <w:rPr>
-                <w:rFonts w:ascii="Consolas" w:hAnsi="Consolas" w:cs="Consolas"/>
-                <w:b w:val="0"/>
-                <w:i w:val="0"/>
-                <w:color w:val="8B94A8"/>
-                <w:sz w:val="14"/>
-                <w:spacing w:val="24"/>
-              </w:rPr>
-              <w:t>WEBGRO LTD  ·  REG 10889889  ·  PART OF BROADBRIDGE GROUP</w:t>
-            </w:r>
           </w:p>
         </w:tc>
         <w:tc>
@@ -1256,47 +1156,98 @@
               </w:r>
             </w:fldSimple>
           </w:p>
-          <w:p>
-            <w:pPr>
-              <w:tabs>
-                <w:tab w:pos="3798" w:val="right"/>
-              </w:tabs>
-              <w:spacing w:before="0" w:after="60"/>
-              <w:ind w:left="198" w:right="198"/>
-            </w:pPr>
-            <w:r>
-              <w:rPr>
-                <w:rFonts w:ascii="Calibri" w:hAnsi="Calibri" w:cs="Calibri"/>
-                <w:b w:val="0"/>
-                <w:i w:val="0"/>
-                <w:color w:val="525B6E"/>
-                <w:sz w:val="18"/>
-              </w:rPr>
-              <w:t>VAT</w:t>
-            </w:r>
-            <w:r>
-              <w:rPr>
-                <w:rFonts w:ascii="Calibri" w:hAnsi="Calibri" w:cs="Calibri"/>
-                <w:b w:val="0"/>
-                <w:i w:val="0"/>
-                <w:color w:val="07080C"/>
-                <w:sz w:val="18"/>
-              </w:rPr>
-              <w:tab/>
-            </w:r>
-            <w:fldSimple w:instr=" MERGEFIELD  TaxTotal  \# &quot;#,##0.00;(#,##0.00)&quot;  \* MERGEFORMAT ">
-              <w:r>
-                <w:rPr>
-                  <w:rFonts w:ascii="Consolas" w:hAnsi="Consolas" w:cs="Consolas"/>
-                  <w:b w:val="0"/>
-                  <w:i w:val="0"/>
-                  <w:color w:val="07080C"/>
-                  <w:sz w:val="20"/>
-                </w:rPr>
-                <w:t>«TaxTotal»</w:t>
-              </w:r>
-            </w:fldSimple>
-          </w:p>
+          <w:tbl>
+            <w:tblPr>
+              <w:tblW w:type="auto" w:w="0"/>
+              <w:tblLayout w:type="fixed"/>
+              <w:tblLook w:firstColumn="1" w:firstRow="1" w:lastColumn="0" w:lastRow="0" w:noHBand="0" w:noVBand="1" w:val="04A0"/>
+              <w:tblBorders>
+                <w:top w:val="nil"/>
+                <w:left w:val="nil"/>
+                <w:bottom w:val="nil"/>
+                <w:right w:val="nil"/>
+                <w:insideH w:val="nil"/>
+                <w:insideV w:val="nil"/>
+              </w:tblBorders>
+            </w:tblPr>
+            <w:tblGrid>
+              <w:gridCol w:w="4252"/>
+            </w:tblGrid>
+            <w:tr>
+              <w:tc>
+                <w:tcPr>
+                  <w:tcW w:type="dxa" w:w="4252"/>
+                  <w:shd w:val="clear" w:color="auto" w:fill="FFFFFF"/>
+                </w:tcPr>
+                <w:p>
+                  <w:pPr>
+                    <w:tabs>
+                      <w:tab w:pos="3798" w:val="right"/>
+                    </w:tabs>
+                    <w:spacing w:before="0" w:after="60"/>
+                    <w:ind w:left="198" w:right="198"/>
+                  </w:pPr>
+                  <w:fldSimple w:instr=" MERGEFIELD  TableStart:TaxSubTotal  \* MERGEFORMAT ">
+                    <w:r>
+                      <w:rPr>
+                        <w:rFonts w:ascii="Consolas" w:hAnsi="Consolas" w:cs="Consolas"/>
+                        <w:b w:val="0"/>
+                        <w:i w:val="0"/>
+                        <w:color w:val="FFFFFF"/>
+                        <w:sz w:val="2"/>
+                      </w:rPr>
+                      <w:t>«TableStart:TaxSubTotal»</w:t>
+                    </w:r>
+                  </w:fldSimple>
+                  <w:r>
+                    <w:rPr>
+                      <w:rFonts w:ascii="Calibri" w:hAnsi="Calibri" w:cs="Calibri"/>
+                      <w:b w:val="0"/>
+                      <w:i w:val="0"/>
+                      <w:color w:val="525B6E"/>
+                      <w:sz w:val="18"/>
+                    </w:rPr>
+                    <w:t>VAT</w:t>
+                  </w:r>
+                  <w:r>
+                    <w:rPr>
+                      <w:rFonts w:ascii="Calibri" w:hAnsi="Calibri" w:cs="Calibri"/>
+                      <w:b w:val="0"/>
+                      <w:i w:val="0"/>
+                      <w:color w:val="07080C"/>
+                      <w:sz w:val="18"/>
+                    </w:rPr>
+                    <w:tab/>
+                  </w:r>
+                  <w:fldSimple w:instr=" MERGEFIELD  TaxTotal  \# &quot;#,##0.00;(#,##0.00)&quot;  \* MERGEFORMAT ">
+                    <w:r>
+                      <w:rPr>
+                        <w:rFonts w:ascii="Consolas" w:hAnsi="Consolas" w:cs="Consolas"/>
+                        <w:b w:val="0"/>
+                        <w:i w:val="0"/>
+                        <w:color w:val="07080C"/>
+                        <w:sz w:val="20"/>
+                      </w:rPr>
+                      <w:t>«TaxTotal»</w:t>
+                    </w:r>
+                  </w:fldSimple>
+                  <w:fldSimple w:instr=" MERGEFIELD  TableEnd:TaxSubTotal  \* MERGEFORMAT ">
+                    <w:r>
+                      <w:rPr>
+                        <w:rFonts w:ascii="Consolas" w:hAnsi="Consolas" w:cs="Consolas"/>
+                        <w:b w:val="0"/>
+                        <w:i w:val="0"/>
+                        <w:color w:val="FFFFFF"/>
+                        <w:sz w:val="2"/>
+                      </w:rPr>
+                      <w:t>«TableEnd:TaxSubTotal»</w:t>
+                    </w:r>
+                  </w:fldSimple>
+                </w:p>
+              </w:tc>
+            </w:tr>
+          </w:tbl>
+          <w:p/>
           <w:p>
             <w:pPr>
               <w:spacing w:before="80" w:after="80"/>
@@ -1345,6 +1296,97 @@
         </w:tc>
       </w:tr>
     </w:tbl>
+    <w:p>
+      <w:pPr>
+        <w:spacing w:before="0" w:after="240"/>
+      </w:pPr>
+    </w:p>
+    <w:p>
+      <w:pPr>
+        <w:spacing w:before="0" w:after="120"/>
+      </w:pPr>
+      <w:r>
+        <w:rPr>
+          <w:rFonts w:ascii="Trebuchet MS" w:hAnsi="Trebuchet MS" w:cs="Trebuchet MS"/>
+          <w:b/>
+          <w:i/>
+          <w:color w:val="07080C"/>
+          <w:sz w:val="56"/>
+        </w:rPr>
+        <w:t>Thanks.</w:t>
+      </w:r>
+    </w:p>
+    <w:p>
+      <w:pPr>
+        <w:spacing w:before="0" w:after="80"/>
+      </w:pPr>
+      <w:r>
+        <w:rPr>
+          <w:rFonts w:ascii="Calibri" w:hAnsi="Calibri" w:cs="Calibri"/>
+          <w:b w:val="0"/>
+          <w:i w:val="0"/>
+          <w:color w:val="525B6E"/>
+          <w:sz w:val="20"/>
+        </w:rPr>
+        <w:t xml:space="preserve">Questions or changes? Email </w:t>
+      </w:r>
+      <w:r>
+        <w:rPr>
+          <w:rFonts w:ascii="Calibri" w:hAnsi="Calibri" w:cs="Calibri"/>
+          <w:b/>
+          <w:i w:val="0"/>
+          <w:color w:val="07080C"/>
+          <w:sz w:val="20"/>
+        </w:rPr>
+        <w:t>hello@webgro.co.uk</w:t>
+      </w:r>
+      <w:r>
+        <w:rPr>
+          <w:rFonts w:ascii="Calibri" w:hAnsi="Calibri" w:cs="Calibri"/>
+          <w:b w:val="0"/>
+          <w:i w:val="0"/>
+          <w:color w:val="525B6E"/>
+          <w:sz w:val="20"/>
+        </w:rPr>
+        <w:t xml:space="preserve"> or call </w:t>
+      </w:r>
+      <w:r>
+        <w:rPr>
+          <w:rFonts w:ascii="Calibri" w:hAnsi="Calibri" w:cs="Calibri"/>
+          <w:b/>
+          <w:i w:val="0"/>
+          <w:color w:val="07080C"/>
+          <w:sz w:val="20"/>
+        </w:rPr>
+        <w:t>+44 (0) 1344 231 119</w:t>
+      </w:r>
+      <w:r>
+        <w:rPr>
+          <w:rFonts w:ascii="Calibri" w:hAnsi="Calibri" w:cs="Calibri"/>
+          <w:b w:val="0"/>
+          <w:i w:val="0"/>
+          <w:color w:val="525B6E"/>
+          <w:sz w:val="20"/>
+        </w:rPr>
+        <w:t>. We'll sort it.</w:t>
+      </w:r>
+    </w:p>
+    <w:p>
+      <w:pPr>
+        <w:spacing w:before="200" w:after="0"/>
+      </w:pPr>
+      <w:r>
+        <w:rPr>
+          <w:rFonts w:ascii="Consolas" w:hAnsi="Consolas" w:cs="Consolas"/>
+          <w:b w:val="0"/>
+          <w:i w:val="0"/>
+          <w:color w:val="8B94A8"/>
+          <w:sz w:val="14"/>
+          <w:spacing w:val="24"/>
+        </w:rPr>
+        <w:t>WEBGRO LTD  ·  REG 10889889  ·  PART OF BROADBRIDGE GROUP</w:t>
+      </w:r>
+    </w:p>
     <w:sectPr>
       <w:pgSz w:w="11906" w:h="16838"/>
       <w:pgMar w:top="737" w:right="850" w:bottom="737" w:left="850" w:header="720" w:footer="720" w:gutter="0"/>
